--- a/referats/slides_and_reports/report.docx
+++ b/referats/slides_and_reports/report.docx
@@ -87,15 +87,23 @@
         <w:pStyle w:val="FirstParagraph"/>
       </w:pPr>
       <w:r>
-        <w:t xml:space="preserve">В современных операционных системах одновременно выполняется множество процессов и потоков. Часто эти процессы обращаются к общим ресурсам: памяти, файлам, устройствам ввода-вывода и другим объектам системы.</w:t>
-      </w:r>
-    </w:p>
-    <w:p>
-      <w:pPr>
-        <w:pStyle w:val="BodyText"/>
-      </w:pPr>
-      <w:r>
-        <w:t xml:space="preserve">Одновременный доступ нескольких процессов к одному ресурсу может привести к различным проблемам. Например, если два процесса одновременно изменяют одну и ту же переменную, результат вычислений может оказаться некорректным. Такая ситуация называется</w:t>
+        <w:t xml:space="preserve">Современные операционные системы поддерживают одновременное выполнение большого количества процессов и потоков. Во время своей работы процессы могут обращаться к общим ресурсам системы, таким как оперативная память, файлы, устройства ввода-вывода и различные структуры данных.</w:t>
+      </w:r>
+    </w:p>
+    <w:p>
+      <w:pPr>
+        <w:pStyle w:val="BodyText"/>
+      </w:pPr>
+      <w:r>
+        <w:t xml:space="preserve">Если несколько процессов одновременно обращаются к одному и тому же ресурсу, может возникнуть ситуация, при которой результат выполнения программы становится непредсказуемым. Например, если два процесса одновременно изменяют одну и ту же переменную, итоговое значение может зависеть от порядка выполнения операций.</w:t>
+      </w:r>
+    </w:p>
+    <w:p>
+      <w:pPr>
+        <w:pStyle w:val="BodyText"/>
+      </w:pPr>
+      <w:r>
+        <w:t xml:space="preserve">Такая проблема называется</w:t>
       </w:r>
       <w:r>
         <w:t xml:space="preserve"> </w:t>
@@ -129,15 +137,15 @@
         <w:t xml:space="preserve">синхронизации процессов</w:t>
       </w:r>
       <w:r>
-        <w:t xml:space="preserve">. Они позволяют управлять доступом к разделяемым ресурсам и обеспечивать корректность выполнения программ.</w:t>
-      </w:r>
-    </w:p>
-    <w:p>
-      <w:pPr>
-        <w:pStyle w:val="BodyText"/>
-      </w:pPr>
-      <w:r>
-        <w:t xml:space="preserve">Одним из наиболее удобных и безопасных механизмов синхронизации является</w:t>
+        <w:t xml:space="preserve">. Они позволяют управлять доступом к разделяемым ресурсам и обеспечивать корректное взаимодействие процессов.</w:t>
+      </w:r>
+    </w:p>
+    <w:p>
+      <w:pPr>
+        <w:pStyle w:val="BodyText"/>
+      </w:pPr>
+      <w:r>
+        <w:t xml:space="preserve">Одним из эффективных механизмов синхронизации является</w:t>
       </w:r>
       <w:r>
         <w:t xml:space="preserve"> </w:t>
@@ -150,7 +158,7 @@
         <w:t xml:space="preserve">концепция монитора</w:t>
       </w:r>
       <w:r>
-        <w:t xml:space="preserve">.</w:t>
+        <w:t xml:space="preserve">, которая упрощает организацию безопасного доступа к данным.</w:t>
       </w:r>
     </w:p>
     <w:p>
@@ -175,7 +183,7 @@
         <w:pStyle w:val="FirstParagraph"/>
       </w:pPr>
       <w:r>
-        <w:t xml:space="preserve">Синхронизация процессов — это организация взаимодействия процессов таким образом, чтобы обеспечить правильный порядок их выполнения и безопасный доступ к общим данным.</w:t>
+        <w:t xml:space="preserve">Синхронизация процессов — это организация взаимодействия процессов таким образом, чтобы обеспечить правильный порядок выполнения операций и безопасный доступ к разделяемым ресурсам.</w:t>
       </w:r>
     </w:p>
     <w:p>
@@ -195,7 +203,7 @@
         </w:numPr>
       </w:pPr>
       <w:r>
-        <w:t xml:space="preserve">предотвращение конфликтов при доступе к разделяемым данным;</w:t>
+        <w:t xml:space="preserve">предотвращение конфликтов при доступе к общим данным;</w:t>
       </w:r>
     </w:p>
     <w:p>
@@ -207,7 +215,7 @@
         </w:numPr>
       </w:pPr>
       <w:r>
-        <w:t xml:space="preserve">обеспечение взаимного исключения;</w:t>
+        <w:t xml:space="preserve">обеспечение взаимного исключения при работе с ресурсами;</w:t>
       </w:r>
     </w:p>
     <w:p>
@@ -219,7 +227,7 @@
         </w:numPr>
       </w:pPr>
       <w:r>
-        <w:t xml:space="preserve">координация работы процессов;</w:t>
+        <w:t xml:space="preserve">координация выполнения нескольких процессов;</w:t>
       </w:r>
     </w:p>
     <w:p>
@@ -231,7 +239,7 @@
         </w:numPr>
       </w:pPr>
       <w:r>
-        <w:t xml:space="preserve">предотвращение ошибок, связанных с параллельным выполнением.</w:t>
+        <w:t xml:space="preserve">предотвращение ошибок, возникающих при параллельном выполнении программ.</w:t>
       </w:r>
     </w:p>
     <w:p>
@@ -239,7 +247,7 @@
         <w:pStyle w:val="FirstParagraph"/>
       </w:pPr>
       <w:r>
-        <w:t xml:space="preserve">В операционных системах и многопоточных программах используются различные средства синхронизации:</w:t>
+        <w:t xml:space="preserve">Для реализации синхронизации используются различные механизмы:</w:t>
       </w:r>
     </w:p>
     <w:p>
@@ -251,7 +259,17 @@
         </w:numPr>
       </w:pPr>
       <w:r>
-        <w:t xml:space="preserve">семафоры;</w:t>
+        <w:rPr>
+          <w:b/>
+          <w:bCs/>
+        </w:rPr>
+        <w:t xml:space="preserve">семафоры</w:t>
+      </w:r>
+      <w:r>
+        <w:t xml:space="preserve"> </w:t>
+      </w:r>
+      <w:r>
+        <w:t xml:space="preserve">— специальные счётчики, управляющие доступом процессов к ресурсам;</w:t>
       </w:r>
     </w:p>
     <w:p>
@@ -263,7 +281,17 @@
         </w:numPr>
       </w:pPr>
       <w:r>
-        <w:t xml:space="preserve">мьютексы;</w:t>
+        <w:rPr>
+          <w:b/>
+          <w:bCs/>
+        </w:rPr>
+        <w:t xml:space="preserve">мьютексы</w:t>
+      </w:r>
+      <w:r>
+        <w:t xml:space="preserve"> </w:t>
+      </w:r>
+      <w:r>
+        <w:t xml:space="preserve">— механизмы взаимного исключения;</w:t>
       </w:r>
     </w:p>
     <w:p>
@@ -275,7 +303,17 @@
         </w:numPr>
       </w:pPr>
       <w:r>
-        <w:t xml:space="preserve">критические секции;</w:t>
+        <w:rPr>
+          <w:b/>
+          <w:bCs/>
+        </w:rPr>
+        <w:t xml:space="preserve">критические секции</w:t>
+      </w:r>
+      <w:r>
+        <w:t xml:space="preserve"> </w:t>
+      </w:r>
+      <w:r>
+        <w:t xml:space="preserve">— участки кода, которые могут выполняться только одним процессом;</w:t>
       </w:r>
     </w:p>
     <w:p>
@@ -287,7 +325,17 @@
         </w:numPr>
       </w:pPr>
       <w:r>
-        <w:t xml:space="preserve">мониторы.</w:t>
+        <w:rPr>
+          <w:b/>
+          <w:bCs/>
+        </w:rPr>
+        <w:t xml:space="preserve">мониторы</w:t>
+      </w:r>
+      <w:r>
+        <w:t xml:space="preserve"> </w:t>
+      </w:r>
+      <w:r>
+        <w:t xml:space="preserve">— более высокий уровень абстракции для управления доступом к данным.</w:t>
       </w:r>
     </w:p>
     <w:p>
@@ -295,7 +343,7 @@
         <w:pStyle w:val="FirstParagraph"/>
       </w:pPr>
       <w:r>
-        <w:t xml:space="preserve">Каждый из этих механизмов имеет свои особенности и область применения.</w:t>
+        <w:t xml:space="preserve">Мониторы считаются более удобным и безопасным механизмом синхронизации, поскольку они объединяют данные и операции над ними в одной структуре.</w:t>
       </w:r>
     </w:p>
     <w:p>
@@ -330,15 +378,15 @@
         <w:t xml:space="preserve"> </w:t>
       </w:r>
       <w:r>
-        <w:t xml:space="preserve">— это высокоуровневый механизм синхронизации, который объединяет данные и процедуры работы с ними в единую структуру.</w:t>
-      </w:r>
-    </w:p>
-    <w:p>
-      <w:pPr>
-        <w:pStyle w:val="BodyText"/>
-      </w:pPr>
-      <w:r>
-        <w:t xml:space="preserve">Концепция монитора была предложена учёным</w:t>
+        <w:t xml:space="preserve">— это высокоуровневый механизм синхронизации процессов, который объединяет разделяемые данные и процедуры работы с ними.</w:t>
+      </w:r>
+    </w:p>
+    <w:p>
+      <w:pPr>
+        <w:pStyle w:val="BodyText"/>
+      </w:pPr>
+      <w:r>
+        <w:t xml:space="preserve">Концепция монитора была предложена британским учёным</w:t>
       </w:r>
       <w:r>
         <w:t xml:space="preserve"> </w:t>
@@ -374,7 +422,7 @@
         </w:numPr>
       </w:pPr>
       <w:r>
-        <w:t xml:space="preserve">доступ к разделяемым данным возможен только через процедуры монитора;</w:t>
+        <w:t xml:space="preserve">доступ к разделяемым данным осуществляется только через специальные процедуры;</w:t>
       </w:r>
     </w:p>
     <w:p>
@@ -406,7 +454,7 @@
         <w:pStyle w:val="FirstParagraph"/>
       </w:pPr>
       <w:r>
-        <w:t xml:space="preserve">Таким образом, монитор автоматически обеспечивает</w:t>
+        <w:t xml:space="preserve">Таким образом монитор автоматически обеспечивает</w:t>
       </w:r>
       <w:r>
         <w:t xml:space="preserve"> </w:t>
@@ -419,7 +467,7 @@
         <w:t xml:space="preserve">взаимное исключение</w:t>
       </w:r>
       <w:r>
-        <w:t xml:space="preserve">, что значительно упрощает программирование.</w:t>
+        <w:t xml:space="preserve">, что предотвращает одновременное изменение данных несколькими процессами.</w:t>
       </w:r>
     </w:p>
     <w:p>
@@ -444,16 +492,12 @@
         <w:pStyle w:val="FirstParagraph"/>
       </w:pPr>
       <w:r>
-        <w:t xml:space="preserve">Монитор обычно включает в себя несколько компонентов:</w:t>
-      </w:r>
-    </w:p>
-    <w:p>
-      <w:pPr>
-        <w:pStyle w:val="Compact"/>
-        <w:numPr>
-          <w:ilvl w:val="0"/>
-          <w:numId w:val="1004"/>
-        </w:numPr>
+        <w:t xml:space="preserve">Монитор представляет собой программную конструкцию, которая включает несколько основных компонентов.</w:t>
+      </w:r>
+    </w:p>
+    <w:p>
+      <w:pPr>
+        <w:pStyle w:val="BodyText"/>
       </w:pPr>
       <w:r>
         <w:rPr>
@@ -465,19 +509,15 @@
     </w:p>
     <w:p>
       <w:pPr>
-        <w:pStyle w:val="FirstParagraph"/>
-      </w:pPr>
-      <w:r>
-        <w:t xml:space="preserve">Это переменные и структуры данных, доступ к которым должен быть синхронизирован.</w:t>
-      </w:r>
-    </w:p>
-    <w:p>
-      <w:pPr>
-        <w:pStyle w:val="Compact"/>
-        <w:numPr>
-          <w:ilvl w:val="0"/>
-          <w:numId w:val="1005"/>
-        </w:numPr>
+        <w:pStyle w:val="BodyText"/>
+      </w:pPr>
+      <w:r>
+        <w:t xml:space="preserve">Это переменные и структуры данных, которые используются несколькими процессами. Доступ к этим данным строго контролируется монитором.</w:t>
+      </w:r>
+    </w:p>
+    <w:p>
+      <w:pPr>
+        <w:pStyle w:val="BodyText"/>
       </w:pPr>
       <w:r>
         <w:rPr>
@@ -489,19 +529,15 @@
     </w:p>
     <w:p>
       <w:pPr>
-        <w:pStyle w:val="FirstParagraph"/>
-      </w:pPr>
-      <w:r>
-        <w:t xml:space="preserve">Функции, которые выполняют операции над разделяемыми данными. Все обращения к данным происходят только через эти процедуры.</w:t>
-      </w:r>
-    </w:p>
-    <w:p>
-      <w:pPr>
-        <w:pStyle w:val="Compact"/>
-        <w:numPr>
-          <w:ilvl w:val="0"/>
-          <w:numId w:val="1006"/>
-        </w:numPr>
+        <w:pStyle w:val="BodyText"/>
+      </w:pPr>
+      <w:r>
+        <w:t xml:space="preserve">Процедуры представляют собой функции, через которые осуществляется работа с разделяемыми данными. Процессы не могут напрямую изменять данные — все операции выполняются только через эти процедуры.</w:t>
+      </w:r>
+    </w:p>
+    <w:p>
+      <w:pPr>
+        <w:pStyle w:val="BodyText"/>
       </w:pPr>
       <w:r>
         <w:rPr>
@@ -513,19 +549,15 @@
     </w:p>
     <w:p>
       <w:pPr>
-        <w:pStyle w:val="FirstParagraph"/>
-      </w:pPr>
-      <w:r>
-        <w:t xml:space="preserve">Он гарантирует, что одновременно только один процесс выполняет код внутри монитора.</w:t>
-      </w:r>
-    </w:p>
-    <w:p>
-      <w:pPr>
-        <w:pStyle w:val="Compact"/>
-        <w:numPr>
-          <w:ilvl w:val="0"/>
-          <w:numId w:val="1007"/>
-        </w:numPr>
+        <w:pStyle w:val="BodyText"/>
+      </w:pPr>
+      <w:r>
+        <w:t xml:space="preserve">Монитор автоматически гарантирует, что одновременно внутри него может выполняться только один процесс. Если другой процесс пытается войти в монитор, он будет ожидать, пока текущий процесс завершит выполнение.</w:t>
+      </w:r>
+    </w:p>
+    <w:p>
+      <w:pPr>
+        <w:pStyle w:val="BodyText"/>
       </w:pPr>
       <w:r>
         <w:rPr>
@@ -537,10 +569,10 @@
     </w:p>
     <w:p>
       <w:pPr>
-        <w:pStyle w:val="FirstParagraph"/>
-      </w:pPr>
-      <w:r>
-        <w:t xml:space="preserve">Используются для организации ожидания определённых условий.</w:t>
+        <w:pStyle w:val="BodyText"/>
+      </w:pPr>
+      <w:r>
+        <w:t xml:space="preserve">Условные переменные используются для организации ожидания определённых условий. Они позволяют процессам временно приостанавливать выполнение и продолжать работу после наступления необходимого события.</w:t>
       </w:r>
     </w:p>
     <w:p>
@@ -565,15 +597,23 @@
         <w:pStyle w:val="FirstParagraph"/>
       </w:pPr>
       <w:r>
-        <w:t xml:space="preserve">Условные переменные позволяют процессам ожидать наступления определённых событий.</w:t>
-      </w:r>
-    </w:p>
-    <w:p>
-      <w:pPr>
-        <w:pStyle w:val="BodyText"/>
-      </w:pPr>
-      <w:r>
-        <w:t xml:space="preserve">Основные операции с условными переменными:</w:t>
+        <w:t xml:space="preserve">Условные переменные используются для синхронизации процессов внутри монитора.</w:t>
+      </w:r>
+    </w:p>
+    <w:p>
+      <w:pPr>
+        <w:pStyle w:val="BodyText"/>
+      </w:pPr>
+      <w:r>
+        <w:t xml:space="preserve">Они позволяют процессам ожидать наступления определённых условий и возобновлять выполнение после их выполнения.</w:t>
+      </w:r>
+    </w:p>
+    <w:p>
+      <w:pPr>
+        <w:pStyle w:val="BodyText"/>
+      </w:pPr>
+      <w:r>
+        <w:t xml:space="preserve">Основные операции:</w:t>
       </w:r>
     </w:p>
     <w:p>
@@ -593,7 +633,7 @@
         <w:pStyle w:val="BodyText"/>
       </w:pPr>
       <w:r>
-        <w:t xml:space="preserve">Процесс временно приостанавливает выполнение и освобождает монитор до тех пор, пока условие не станет истинным.</w:t>
+        <w:t xml:space="preserve">Процесс временно приостанавливает выполнение и освобождает монитор. После этого он переходит в состояние ожидания.</w:t>
       </w:r>
     </w:p>
     <w:p>
@@ -613,7 +653,7 @@
         <w:pStyle w:val="BodyText"/>
       </w:pPr>
       <w:r>
-        <w:t xml:space="preserve">Оповещает один из ожидающих процессов о том, что условие изменилось и выполнение может быть продолжено.</w:t>
+        <w:t xml:space="preserve">Используется для уведомления одного из ожидающих процессов о том, что условие изменилось и выполнение может быть продолжено.</w:t>
       </w:r>
     </w:p>
     <w:p>
@@ -634,15 +674,15 @@
         <w:t xml:space="preserve">broadcast</w:t>
       </w:r>
       <w:r>
-        <w:t xml:space="preserve">, которая пробуждает все ожидающие процессы.</w:t>
-      </w:r>
-    </w:p>
-    <w:p>
-      <w:pPr>
-        <w:pStyle w:val="BodyText"/>
-      </w:pPr>
-      <w:r>
-        <w:t xml:space="preserve">Использование условных переменных позволяет эффективно организовать взаимодействие между процессами.</w:t>
+        <w:t xml:space="preserve">, которая пробуждает сразу все процессы, ожидающие определённого условия.</w:t>
+      </w:r>
+    </w:p>
+    <w:p>
+      <w:pPr>
+        <w:pStyle w:val="BodyText"/>
+      </w:pPr>
+      <w:r>
+        <w:t xml:space="preserve">Такие механизмы позволяют эффективно координировать взаимодействие процессов.</w:t>
       </w:r>
     </w:p>
     <w:p>
@@ -675,15 +715,15 @@
         <w:pStyle w:val="BodyText"/>
       </w:pPr>
       <w:r>
-        <w:t xml:space="preserve">Они применяются для решения таких задач, как:</w:t>
-      </w:r>
-    </w:p>
-    <w:p>
-      <w:pPr>
-        <w:pStyle w:val="Compact"/>
-        <w:numPr>
-          <w:ilvl w:val="0"/>
-          <w:numId w:val="1008"/>
+        <w:t xml:space="preserve">Они применяются для решения следующих задач:</w:t>
+      </w:r>
+    </w:p>
+    <w:p>
+      <w:pPr>
+        <w:pStyle w:val="Compact"/>
+        <w:numPr>
+          <w:ilvl w:val="0"/>
+          <w:numId w:val="1004"/>
         </w:numPr>
       </w:pPr>
       <w:r>
@@ -695,19 +735,19 @@
         <w:pStyle w:val="Compact"/>
         <w:numPr>
           <w:ilvl w:val="0"/>
-          <w:numId w:val="1008"/>
-        </w:numPr>
-      </w:pPr>
-      <w:r>
-        <w:t xml:space="preserve">синхронизация потоков;</w:t>
-      </w:r>
-    </w:p>
-    <w:p>
-      <w:pPr>
-        <w:pStyle w:val="Compact"/>
-        <w:numPr>
-          <w:ilvl w:val="0"/>
-          <w:numId w:val="1008"/>
+          <w:numId w:val="1004"/>
+        </w:numPr>
+      </w:pPr>
+      <w:r>
+        <w:t xml:space="preserve">синхронизация потоков выполнения;</w:t>
+      </w:r>
+    </w:p>
+    <w:p>
+      <w:pPr>
+        <w:pStyle w:val="Compact"/>
+        <w:numPr>
+          <w:ilvl w:val="0"/>
+          <w:numId w:val="1004"/>
         </w:numPr>
       </w:pPr>
       <w:r>
@@ -719,7 +759,7 @@
         <w:pStyle w:val="Compact"/>
         <w:numPr>
           <w:ilvl w:val="0"/>
-          <w:numId w:val="1008"/>
+          <w:numId w:val="1004"/>
         </w:numPr>
       </w:pPr>
       <w:r>
@@ -731,7 +771,7 @@
         <w:pStyle w:val="FirstParagraph"/>
       </w:pPr>
       <w:r>
-        <w:t xml:space="preserve">Многие современные языки программирования поддерживают механизмы, основанные на концепции мониторов.</w:t>
+        <w:t xml:space="preserve">Многие современные языки программирования используют конструкции, основанные на концепции мониторов.</w:t>
       </w:r>
     </w:p>
     <w:p>
@@ -747,7 +787,7 @@
         <w:pStyle w:val="Compact"/>
         <w:numPr>
           <w:ilvl w:val="0"/>
-          <w:numId w:val="1009"/>
+          <w:numId w:val="1005"/>
         </w:numPr>
       </w:pPr>
       <w:r>
@@ -787,7 +827,7 @@
         <w:pStyle w:val="Compact"/>
         <w:numPr>
           <w:ilvl w:val="0"/>
-          <w:numId w:val="1009"/>
+          <w:numId w:val="1005"/>
         </w:numPr>
       </w:pPr>
       <w:r>
@@ -827,7 +867,7 @@
         <w:pStyle w:val="Compact"/>
         <w:numPr>
           <w:ilvl w:val="0"/>
-          <w:numId w:val="1009"/>
+          <w:numId w:val="1005"/>
         </w:numPr>
       </w:pPr>
       <w:r>
@@ -899,15 +939,15 @@
         <w:pStyle w:val="FirstParagraph"/>
       </w:pPr>
       <w:r>
-        <w:t xml:space="preserve">К основным преимуществам мониторов можно отнести:</w:t>
-      </w:r>
-    </w:p>
-    <w:p>
-      <w:pPr>
-        <w:pStyle w:val="Compact"/>
-        <w:numPr>
-          <w:ilvl w:val="0"/>
-          <w:numId w:val="1010"/>
+        <w:t xml:space="preserve">Основными преимуществами мониторов являются:</w:t>
+      </w:r>
+    </w:p>
+    <w:p>
+      <w:pPr>
+        <w:pStyle w:val="Compact"/>
+        <w:numPr>
+          <w:ilvl w:val="0"/>
+          <w:numId w:val="1006"/>
         </w:numPr>
       </w:pPr>
       <w:r>
@@ -919,7 +959,7 @@
         <w:pStyle w:val="Compact"/>
         <w:numPr>
           <w:ilvl w:val="0"/>
-          <w:numId w:val="1010"/>
+          <w:numId w:val="1006"/>
         </w:numPr>
       </w:pPr>
       <w:r>
@@ -931,23 +971,23 @@
         <w:pStyle w:val="Compact"/>
         <w:numPr>
           <w:ilvl w:val="0"/>
-          <w:numId w:val="1010"/>
-        </w:numPr>
-      </w:pPr>
-      <w:r>
-        <w:t xml:space="preserve">снижение количества ошибок синхронизации;</w:t>
-      </w:r>
-    </w:p>
-    <w:p>
-      <w:pPr>
-        <w:pStyle w:val="Compact"/>
-        <w:numPr>
-          <w:ilvl w:val="0"/>
-          <w:numId w:val="1010"/>
-        </w:numPr>
-      </w:pPr>
-      <w:r>
-        <w:t xml:space="preserve">автоматическое управление взаимным исключением.</w:t>
+          <w:numId w:val="1006"/>
+        </w:numPr>
+      </w:pPr>
+      <w:r>
+        <w:t xml:space="preserve">автоматическое обеспечение взаимного исключения;</w:t>
+      </w:r>
+    </w:p>
+    <w:p>
+      <w:pPr>
+        <w:pStyle w:val="Compact"/>
+        <w:numPr>
+          <w:ilvl w:val="0"/>
+          <w:numId w:val="1006"/>
+        </w:numPr>
+      </w:pPr>
+      <w:r>
+        <w:t xml:space="preserve">снижение вероятности ошибок синхронизации.</w:t>
       </w:r>
     </w:p>
     <w:p>
@@ -955,27 +995,27 @@
         <w:pStyle w:val="FirstParagraph"/>
       </w:pPr>
       <w:r>
-        <w:t xml:space="preserve">Однако существуют и некоторые недостатки:</w:t>
-      </w:r>
-    </w:p>
-    <w:p>
-      <w:pPr>
-        <w:pStyle w:val="Compact"/>
-        <w:numPr>
-          <w:ilvl w:val="0"/>
-          <w:numId w:val="1011"/>
-        </w:numPr>
-      </w:pPr>
-      <w:r>
-        <w:t xml:space="preserve">возможные задержки выполнения из-за ожидания монитора;</w:t>
-      </w:r>
-    </w:p>
-    <w:p>
-      <w:pPr>
-        <w:pStyle w:val="Compact"/>
-        <w:numPr>
-          <w:ilvl w:val="0"/>
-          <w:numId w:val="1011"/>
+        <w:t xml:space="preserve">Однако у мониторов существуют и некоторые недостатки:</w:t>
+      </w:r>
+    </w:p>
+    <w:p>
+      <w:pPr>
+        <w:pStyle w:val="Compact"/>
+        <w:numPr>
+          <w:ilvl w:val="0"/>
+          <w:numId w:val="1007"/>
+        </w:numPr>
+      </w:pPr>
+      <w:r>
+        <w:t xml:space="preserve">возможные задержки выполнения из-за ожидания доступа к монитору;</w:t>
+      </w:r>
+    </w:p>
+    <w:p>
+      <w:pPr>
+        <w:pStyle w:val="Compact"/>
+        <w:numPr>
+          <w:ilvl w:val="0"/>
+          <w:numId w:val="1007"/>
         </w:numPr>
       </w:pPr>
       <w:r>
@@ -987,7 +1027,7 @@
         <w:pStyle w:val="FirstParagraph"/>
       </w:pPr>
       <w:r>
-        <w:t xml:space="preserve">Тем не менее мониторы считаются одним из наиболее удобных средств синхронизации.</w:t>
+        <w:t xml:space="preserve">Несмотря на это, мониторы считаются одним из наиболее эффективных механизмов синхронизации.</w:t>
       </w:r>
     </w:p>
     <w:p>
@@ -1012,15 +1052,23 @@
         <w:pStyle w:val="FirstParagraph"/>
       </w:pPr>
       <w:r>
-        <w:t xml:space="preserve">Мониторы представляют собой эффективный механизм синхронизации процессов в многозадачных системах. Они позволяют объединить данные и операции над ними в одну структуру и автоматически обеспечивают взаимное исключение.</w:t>
-      </w:r>
-    </w:p>
-    <w:p>
-      <w:pPr>
-        <w:pStyle w:val="BodyText"/>
-      </w:pPr>
-      <w:r>
-        <w:t xml:space="preserve">Использование мониторов значительно упрощает разработку многопоточных программ и снижает вероятность ошибок, связанных с параллельным выполнением.</w:t>
+        <w:t xml:space="preserve">Мониторы являются важным механизмом синхронизации процессов в современных операционных системах.</w:t>
+      </w:r>
+    </w:p>
+    <w:p>
+      <w:pPr>
+        <w:pStyle w:val="BodyText"/>
+      </w:pPr>
+      <w:r>
+        <w:t xml:space="preserve">Они позволяют объединить данные и операции над ними в одной структуре и автоматически обеспечивают взаимное исключение.</w:t>
+      </w:r>
+    </w:p>
+    <w:p>
+      <w:pPr>
+        <w:pStyle w:val="BodyText"/>
+      </w:pPr>
+      <w:r>
+        <w:t xml:space="preserve">Использование мониторов упрощает разработку многопоточных программ и уменьшает вероятность ошибок, связанных с параллельным выполнением процессов.</w:t>
       </w:r>
     </w:p>
     <w:p>
@@ -1053,7 +1101,7 @@
         <w:pStyle w:val="Compact"/>
         <w:numPr>
           <w:ilvl w:val="0"/>
-          <w:numId w:val="1012"/>
+          <w:numId w:val="1008"/>
         </w:numPr>
       </w:pPr>
       <w:r>
@@ -1068,7 +1116,7 @@
         <w:pStyle w:val="Compact"/>
         <w:numPr>
           <w:ilvl w:val="0"/>
-          <w:numId w:val="1012"/>
+          <w:numId w:val="1008"/>
         </w:numPr>
       </w:pPr>
       <w:r>
@@ -1083,7 +1131,7 @@
         <w:pStyle w:val="Compact"/>
         <w:numPr>
           <w:ilvl w:val="0"/>
-          <w:numId w:val="1012"/>
+          <w:numId w:val="1008"/>
         </w:numPr>
       </w:pPr>
       <w:r>
@@ -1098,7 +1146,7 @@
         <w:pStyle w:val="Compact"/>
         <w:numPr>
           <w:ilvl w:val="0"/>
-          <w:numId w:val="1012"/>
+          <w:numId w:val="1008"/>
         </w:numPr>
       </w:pPr>
       <w:r>
@@ -1404,261 +1452,6 @@
       </w:pPr>
     </w:lvl>
   </w:abstractNum>
-  <w:abstractNum w:abstractNumId="99412">
-    <w:nsid w:val="00A99412"/>
-    <w:multiLevelType w:val="multilevel"/>
-    <w:lvl w:ilvl="0">
-      <w:start w:val="2"/>
-      <w:numFmt w:val="decimal"/>
-      <w:lvlText w:val="%1."/>
-      <w:lvlJc w:val="left"/>
-      <w:pPr>
-        <w:ind w:left="720" w:hanging="360"/>
-      </w:pPr>
-    </w:lvl>
-    <w:lvl w:ilvl="1">
-      <w:start w:val="2"/>
-      <w:numFmt w:val="decimal"/>
-      <w:lvlText w:val="%2."/>
-      <w:lvlJc w:val="left"/>
-      <w:pPr>
-        <w:ind w:left="1440" w:hanging="360"/>
-      </w:pPr>
-    </w:lvl>
-    <w:lvl w:ilvl="2">
-      <w:start w:val="2"/>
-      <w:numFmt w:val="decimal"/>
-      <w:lvlText w:val="%3."/>
-      <w:lvlJc w:val="left"/>
-      <w:pPr>
-        <w:ind w:left="2160" w:hanging="360"/>
-      </w:pPr>
-    </w:lvl>
-    <w:lvl w:ilvl="3">
-      <w:start w:val="2"/>
-      <w:numFmt w:val="decimal"/>
-      <w:lvlText w:val="%4."/>
-      <w:lvlJc w:val="left"/>
-      <w:pPr>
-        <w:ind w:left="2880" w:hanging="360"/>
-      </w:pPr>
-    </w:lvl>
-    <w:lvl w:ilvl="4">
-      <w:start w:val="2"/>
-      <w:numFmt w:val="decimal"/>
-      <w:lvlText w:val="%5."/>
-      <w:lvlJc w:val="left"/>
-      <w:pPr>
-        <w:ind w:left="3600" w:hanging="360"/>
-      </w:pPr>
-    </w:lvl>
-    <w:lvl w:ilvl="5">
-      <w:start w:val="2"/>
-      <w:numFmt w:val="decimal"/>
-      <w:lvlText w:val="%6."/>
-      <w:lvlJc w:val="left"/>
-      <w:pPr>
-        <w:ind w:left="4320" w:hanging="360"/>
-      </w:pPr>
-    </w:lvl>
-    <w:lvl w:ilvl="6">
-      <w:start w:val="2"/>
-      <w:numFmt w:val="decimal"/>
-      <w:lvlText w:val="%7."/>
-      <w:lvlJc w:val="left"/>
-      <w:pPr>
-        <w:ind w:left="5040" w:hanging="360"/>
-      </w:pPr>
-    </w:lvl>
-    <w:lvl w:ilvl="7">
-      <w:start w:val="2"/>
-      <w:numFmt w:val="decimal"/>
-      <w:lvlText w:val="%8."/>
-      <w:lvlJc w:val="left"/>
-      <w:pPr>
-        <w:ind w:left="5760" w:hanging="360"/>
-      </w:pPr>
-    </w:lvl>
-    <w:lvl w:ilvl="8">
-      <w:start w:val="2"/>
-      <w:numFmt w:val="decimal"/>
-      <w:lvlText w:val="%9."/>
-      <w:lvlJc w:val="left"/>
-      <w:pPr>
-        <w:ind w:left="6480" w:hanging="360"/>
-      </w:pPr>
-    </w:lvl>
-  </w:abstractNum>
-  <w:abstractNum w:abstractNumId="99413">
-    <w:nsid w:val="00A99413"/>
-    <w:multiLevelType w:val="multilevel"/>
-    <w:lvl w:ilvl="0">
-      <w:start w:val="3"/>
-      <w:numFmt w:val="decimal"/>
-      <w:lvlText w:val="%1."/>
-      <w:lvlJc w:val="left"/>
-      <w:pPr>
-        <w:ind w:left="720" w:hanging="360"/>
-      </w:pPr>
-    </w:lvl>
-    <w:lvl w:ilvl="1">
-      <w:start w:val="3"/>
-      <w:numFmt w:val="decimal"/>
-      <w:lvlText w:val="%2."/>
-      <w:lvlJc w:val="left"/>
-      <w:pPr>
-        <w:ind w:left="1440" w:hanging="360"/>
-      </w:pPr>
-    </w:lvl>
-    <w:lvl w:ilvl="2">
-      <w:start w:val="3"/>
-      <w:numFmt w:val="decimal"/>
-      <w:lvlText w:val="%3."/>
-      <w:lvlJc w:val="left"/>
-      <w:pPr>
-        <w:ind w:left="2160" w:hanging="360"/>
-      </w:pPr>
-    </w:lvl>
-    <w:lvl w:ilvl="3">
-      <w:start w:val="3"/>
-      <w:numFmt w:val="decimal"/>
-      <w:lvlText w:val="%4."/>
-      <w:lvlJc w:val="left"/>
-      <w:pPr>
-        <w:ind w:left="2880" w:hanging="360"/>
-      </w:pPr>
-    </w:lvl>
-    <w:lvl w:ilvl="4">
-      <w:start w:val="3"/>
-      <w:numFmt w:val="decimal"/>
-      <w:lvlText w:val="%5."/>
-      <w:lvlJc w:val="left"/>
-      <w:pPr>
-        <w:ind w:left="3600" w:hanging="360"/>
-      </w:pPr>
-    </w:lvl>
-    <w:lvl w:ilvl="5">
-      <w:start w:val="3"/>
-      <w:numFmt w:val="decimal"/>
-      <w:lvlText w:val="%6."/>
-      <w:lvlJc w:val="left"/>
-      <w:pPr>
-        <w:ind w:left="4320" w:hanging="360"/>
-      </w:pPr>
-    </w:lvl>
-    <w:lvl w:ilvl="6">
-      <w:start w:val="3"/>
-      <w:numFmt w:val="decimal"/>
-      <w:lvlText w:val="%7."/>
-      <w:lvlJc w:val="left"/>
-      <w:pPr>
-        <w:ind w:left="5040" w:hanging="360"/>
-      </w:pPr>
-    </w:lvl>
-    <w:lvl w:ilvl="7">
-      <w:start w:val="3"/>
-      <w:numFmt w:val="decimal"/>
-      <w:lvlText w:val="%8."/>
-      <w:lvlJc w:val="left"/>
-      <w:pPr>
-        <w:ind w:left="5760" w:hanging="360"/>
-      </w:pPr>
-    </w:lvl>
-    <w:lvl w:ilvl="8">
-      <w:start w:val="3"/>
-      <w:numFmt w:val="decimal"/>
-      <w:lvlText w:val="%9."/>
-      <w:lvlJc w:val="left"/>
-      <w:pPr>
-        <w:ind w:left="6480" w:hanging="360"/>
-      </w:pPr>
-    </w:lvl>
-  </w:abstractNum>
-  <w:abstractNum w:abstractNumId="99414">
-    <w:nsid w:val="00A99414"/>
-    <w:multiLevelType w:val="multilevel"/>
-    <w:lvl w:ilvl="0">
-      <w:start w:val="4"/>
-      <w:numFmt w:val="decimal"/>
-      <w:lvlText w:val="%1."/>
-      <w:lvlJc w:val="left"/>
-      <w:pPr>
-        <w:ind w:left="720" w:hanging="360"/>
-      </w:pPr>
-    </w:lvl>
-    <w:lvl w:ilvl="1">
-      <w:start w:val="4"/>
-      <w:numFmt w:val="decimal"/>
-      <w:lvlText w:val="%2."/>
-      <w:lvlJc w:val="left"/>
-      <w:pPr>
-        <w:ind w:left="1440" w:hanging="360"/>
-      </w:pPr>
-    </w:lvl>
-    <w:lvl w:ilvl="2">
-      <w:start w:val="4"/>
-      <w:numFmt w:val="decimal"/>
-      <w:lvlText w:val="%3."/>
-      <w:lvlJc w:val="left"/>
-      <w:pPr>
-        <w:ind w:left="2160" w:hanging="360"/>
-      </w:pPr>
-    </w:lvl>
-    <w:lvl w:ilvl="3">
-      <w:start w:val="4"/>
-      <w:numFmt w:val="decimal"/>
-      <w:lvlText w:val="%4."/>
-      <w:lvlJc w:val="left"/>
-      <w:pPr>
-        <w:ind w:left="2880" w:hanging="360"/>
-      </w:pPr>
-    </w:lvl>
-    <w:lvl w:ilvl="4">
-      <w:start w:val="4"/>
-      <w:numFmt w:val="decimal"/>
-      <w:lvlText w:val="%5."/>
-      <w:lvlJc w:val="left"/>
-      <w:pPr>
-        <w:ind w:left="3600" w:hanging="360"/>
-      </w:pPr>
-    </w:lvl>
-    <w:lvl w:ilvl="5">
-      <w:start w:val="4"/>
-      <w:numFmt w:val="decimal"/>
-      <w:lvlText w:val="%6."/>
-      <w:lvlJc w:val="left"/>
-      <w:pPr>
-        <w:ind w:left="4320" w:hanging="360"/>
-      </w:pPr>
-    </w:lvl>
-    <w:lvl w:ilvl="6">
-      <w:start w:val="4"/>
-      <w:numFmt w:val="decimal"/>
-      <w:lvlText w:val="%7."/>
-      <w:lvlJc w:val="left"/>
-      <w:pPr>
-        <w:ind w:left="5040" w:hanging="360"/>
-      </w:pPr>
-    </w:lvl>
-    <w:lvl w:ilvl="7">
-      <w:start w:val="4"/>
-      <w:numFmt w:val="decimal"/>
-      <w:lvlText w:val="%8."/>
-      <w:lvlJc w:val="left"/>
-      <w:pPr>
-        <w:ind w:left="5760" w:hanging="360"/>
-      </w:pPr>
-    </w:lvl>
-    <w:lvl w:ilvl="8">
-      <w:start w:val="4"/>
-      <w:numFmt w:val="decimal"/>
-      <w:lvlText w:val="%9."/>
-      <w:lvlJc w:val="left"/>
-      <w:pPr>
-        <w:ind w:left="6480" w:hanging="360"/>
-      </w:pPr>
-    </w:lvl>
-  </w:abstractNum>
   <w:num w:numId="1000">
     <w:abstractNumId w:val="990"/>
   </w:num>
@@ -1672,138 +1465,18 @@
     <w:abstractNumId w:val="991"/>
   </w:num>
   <w:num w:numId="1004">
-    <w:abstractNumId w:val="99411"/>
-    <w:lvlOverride w:ilvl="0">
-      <w:startOverride w:val="1"/>
-    </w:lvlOverride>
-    <w:lvlOverride w:ilvl="1">
-      <w:startOverride w:val="1"/>
-    </w:lvlOverride>
-    <w:lvlOverride w:ilvl="2">
-      <w:startOverride w:val="1"/>
-    </w:lvlOverride>
-    <w:lvlOverride w:ilvl="3">
-      <w:startOverride w:val="1"/>
-    </w:lvlOverride>
-    <w:lvlOverride w:ilvl="4">
-      <w:startOverride w:val="1"/>
-    </w:lvlOverride>
-    <w:lvlOverride w:ilvl="5">
-      <w:startOverride w:val="1"/>
-    </w:lvlOverride>
-    <w:lvlOverride w:ilvl="6">
-      <w:startOverride w:val="1"/>
-    </w:lvlOverride>
-    <w:lvlOverride w:ilvl="7">
-      <w:startOverride w:val="1"/>
-    </w:lvlOverride>
-    <w:lvlOverride w:ilvl="8">
-      <w:startOverride w:val="1"/>
-    </w:lvlOverride>
+    <w:abstractNumId w:val="991"/>
   </w:num>
   <w:num w:numId="1005">
-    <w:abstractNumId w:val="99412"/>
-    <w:lvlOverride w:ilvl="0">
-      <w:startOverride w:val="2"/>
-    </w:lvlOverride>
-    <w:lvlOverride w:ilvl="1">
-      <w:startOverride w:val="2"/>
-    </w:lvlOverride>
-    <w:lvlOverride w:ilvl="2">
-      <w:startOverride w:val="2"/>
-    </w:lvlOverride>
-    <w:lvlOverride w:ilvl="3">
-      <w:startOverride w:val="2"/>
-    </w:lvlOverride>
-    <w:lvlOverride w:ilvl="4">
-      <w:startOverride w:val="2"/>
-    </w:lvlOverride>
-    <w:lvlOverride w:ilvl="5">
-      <w:startOverride w:val="2"/>
-    </w:lvlOverride>
-    <w:lvlOverride w:ilvl="6">
-      <w:startOverride w:val="2"/>
-    </w:lvlOverride>
-    <w:lvlOverride w:ilvl="7">
-      <w:startOverride w:val="2"/>
-    </w:lvlOverride>
-    <w:lvlOverride w:ilvl="8">
-      <w:startOverride w:val="2"/>
-    </w:lvlOverride>
+    <w:abstractNumId w:val="991"/>
   </w:num>
   <w:num w:numId="1006">
-    <w:abstractNumId w:val="99413"/>
-    <w:lvlOverride w:ilvl="0">
-      <w:startOverride w:val="3"/>
-    </w:lvlOverride>
-    <w:lvlOverride w:ilvl="1">
-      <w:startOverride w:val="3"/>
-    </w:lvlOverride>
-    <w:lvlOverride w:ilvl="2">
-      <w:startOverride w:val="3"/>
-    </w:lvlOverride>
-    <w:lvlOverride w:ilvl="3">
-      <w:startOverride w:val="3"/>
-    </w:lvlOverride>
-    <w:lvlOverride w:ilvl="4">
-      <w:startOverride w:val="3"/>
-    </w:lvlOverride>
-    <w:lvlOverride w:ilvl="5">
-      <w:startOverride w:val="3"/>
-    </w:lvlOverride>
-    <w:lvlOverride w:ilvl="6">
-      <w:startOverride w:val="3"/>
-    </w:lvlOverride>
-    <w:lvlOverride w:ilvl="7">
-      <w:startOverride w:val="3"/>
-    </w:lvlOverride>
-    <w:lvlOverride w:ilvl="8">
-      <w:startOverride w:val="3"/>
-    </w:lvlOverride>
+    <w:abstractNumId w:val="991"/>
   </w:num>
   <w:num w:numId="1007">
-    <w:abstractNumId w:val="99414"/>
-    <w:lvlOverride w:ilvl="0">
-      <w:startOverride w:val="4"/>
-    </w:lvlOverride>
-    <w:lvlOverride w:ilvl="1">
-      <w:startOverride w:val="4"/>
-    </w:lvlOverride>
-    <w:lvlOverride w:ilvl="2">
-      <w:startOverride w:val="4"/>
-    </w:lvlOverride>
-    <w:lvlOverride w:ilvl="3">
-      <w:startOverride w:val="4"/>
-    </w:lvlOverride>
-    <w:lvlOverride w:ilvl="4">
-      <w:startOverride w:val="4"/>
-    </w:lvlOverride>
-    <w:lvlOverride w:ilvl="5">
-      <w:startOverride w:val="4"/>
-    </w:lvlOverride>
-    <w:lvlOverride w:ilvl="6">
-      <w:startOverride w:val="4"/>
-    </w:lvlOverride>
-    <w:lvlOverride w:ilvl="7">
-      <w:startOverride w:val="4"/>
-    </w:lvlOverride>
-    <w:lvlOverride w:ilvl="8">
-      <w:startOverride w:val="4"/>
-    </w:lvlOverride>
+    <w:abstractNumId w:val="991"/>
   </w:num>
   <w:num w:numId="1008">
-    <w:abstractNumId w:val="991"/>
-  </w:num>
-  <w:num w:numId="1009">
-    <w:abstractNumId w:val="991"/>
-  </w:num>
-  <w:num w:numId="1010">
-    <w:abstractNumId w:val="991"/>
-  </w:num>
-  <w:num w:numId="1011">
-    <w:abstractNumId w:val="991"/>
-  </w:num>
-  <w:num w:numId="1012">
     <w:abstractNumId w:val="99411"/>
     <w:lvlOverride w:ilvl="0">
       <w:startOverride w:val="1"/>
